--- a/Pandas/作业/02dataframe创建、属性以及访问 方式、.docx
+++ b/Pandas/作业/02dataframe创建、属性以及访问 方式、.docx
@@ -1374,6 +1374,7 @@
     </w:p>
     <w:tbl>
       <w:tblPr>
+        <w:tblStyle w:val="5"/>
         <w:tblW w:w="0" w:type="auto"/>
         <w:tblInd w:w="0" w:type="dxa"/>
         <w:tblBorders>
@@ -1410,7 +1411,6 @@
             <w:insideH w:val="none" w:color="auto" w:sz="0" w:space="0"/>
             <w:insideV w:val="none" w:color="auto" w:sz="0" w:space="0"/>
           </w:tblBorders>
-          <w:shd w:val="clear" w:color="auto" w:fill="FFFFFF"/>
           <w:tblCellMar>
             <w:top w:w="15" w:type="dxa"/>
             <w:left w:w="15" w:type="dxa"/>
@@ -1466,7 +1466,6 @@
                 <w:kern w:val="0"/>
                 <w:sz w:val="22"/>
                 <w:szCs w:val="22"/>
-                <w:bdr w:val="none" w:color="auto" w:sz="0" w:space="0"/>
                 <w:lang w:val="en-US" w:eastAsia="zh-CN" w:bidi="ar"/>
               </w:rPr>
               <w:t>创建方式</w:t>
@@ -1518,7 +1517,6 @@
                 <w:kern w:val="0"/>
                 <w:sz w:val="22"/>
                 <w:szCs w:val="22"/>
-                <w:bdr w:val="none" w:color="auto" w:sz="0" w:space="0"/>
                 <w:lang w:val="en-US" w:eastAsia="zh-CN" w:bidi="ar"/>
               </w:rPr>
               <w:t>优点</w:t>
@@ -1570,7 +1568,6 @@
                 <w:kern w:val="0"/>
                 <w:sz w:val="22"/>
                 <w:szCs w:val="22"/>
-                <w:bdr w:val="none" w:color="auto" w:sz="0" w:space="0"/>
                 <w:lang w:val="en-US" w:eastAsia="zh-CN" w:bidi="ar"/>
               </w:rPr>
               <w:t>缺点</w:t>
@@ -1622,7 +1619,6 @@
                 <w:kern w:val="0"/>
                 <w:sz w:val="22"/>
                 <w:szCs w:val="22"/>
-                <w:bdr w:val="none" w:color="auto" w:sz="0" w:space="0"/>
                 <w:lang w:val="en-US" w:eastAsia="zh-CN" w:bidi="ar"/>
               </w:rPr>
               <w:t>性能</w:t>
@@ -1674,10 +1670,531 @@
                 <w:kern w:val="0"/>
                 <w:sz w:val="22"/>
                 <w:szCs w:val="22"/>
-                <w:bdr w:val="none" w:color="auto" w:sz="0" w:space="0"/>
                 <w:lang w:val="en-US" w:eastAsia="zh-CN" w:bidi="ar"/>
               </w:rPr>
               <w:t>适用场景</w:t>
+            </w:r>
+          </w:p>
+        </w:tc>
+      </w:tr>
+      <w:tr>
+        <w:tblPrEx>
+          <w:tblBorders>
+            <w:top w:val="none" w:color="auto" w:sz="0" w:space="0"/>
+            <w:left w:val="none" w:color="auto" w:sz="0" w:space="0"/>
+            <w:bottom w:val="none" w:color="auto" w:sz="0" w:space="0"/>
+            <w:right w:val="none" w:color="auto" w:sz="0" w:space="0"/>
+            <w:insideH w:val="none" w:color="auto" w:sz="0" w:space="0"/>
+            <w:insideV w:val="none" w:color="auto" w:sz="0" w:space="0"/>
+          </w:tblBorders>
+          <w:tblCellMar>
+            <w:top w:w="15" w:type="dxa"/>
+            <w:left w:w="15" w:type="dxa"/>
+            <w:bottom w:w="15" w:type="dxa"/>
+            <w:right w:w="15" w:type="dxa"/>
+          </w:tblCellMar>
+        </w:tblPrEx>
+        <w:tc>
+          <w:tcPr>
+            <w:tcW w:w="0" w:type="auto"/>
+            <w:shd w:val="clear" w:color="auto" w:fill="FFFFFF"/>
+            <w:tcMar>
+              <w:top w:w="150" w:type="dxa"/>
+              <w:left w:w="0" w:type="dxa"/>
+              <w:bottom w:w="150" w:type="dxa"/>
+              <w:right w:w="240" w:type="dxa"/>
+            </w:tcMar>
+            <w:vAlign w:val="center"/>
+          </w:tcPr>
+          <w:p>
+            <w:pPr>
+              <w:keepNext w:val="0"/>
+              <w:keepLines w:val="0"/>
+              <w:widowControl/>
+              <w:suppressLineNumbers w:val="0"/>
+              <w:spacing w:line="375" w:lineRule="atLeast"/>
+              <w:jc w:val="left"/>
+              <w:rPr>
+                <w:rFonts w:hint="default" w:ascii="Segoe UI" w:hAnsi="Segoe UI" w:eastAsia="Segoe UI" w:cs="Segoe UI"/>
+                <w:i w:val="0"/>
+                <w:iCs w:val="0"/>
+                <w:caps w:val="0"/>
+                <w:color w:val="0F1115"/>
+                <w:spacing w:val="0"/>
+                <w:sz w:val="22"/>
+                <w:szCs w:val="22"/>
+              </w:rPr>
+            </w:pPr>
+            <w:r>
+              <w:rPr>
+                <w:rStyle w:val="7"/>
+                <w:rFonts w:hint="default" w:ascii="Segoe UI" w:hAnsi="Segoe UI" w:eastAsia="Segoe UI" w:cs="Segoe UI"/>
+                <w:b/>
+                <w:bCs/>
+                <w:i w:val="0"/>
+                <w:iCs w:val="0"/>
+                <w:caps w:val="0"/>
+                <w:color w:val="0F1115"/>
+                <w:spacing w:val="0"/>
+                <w:kern w:val="0"/>
+                <w:sz w:val="22"/>
+                <w:szCs w:val="22"/>
+                <w:lang w:val="en-US" w:eastAsia="zh-CN" w:bidi="ar"/>
+              </w:rPr>
+              <w:t>列表</w:t>
+            </w:r>
+          </w:p>
+        </w:tc>
+        <w:tc>
+          <w:tcPr>
+            <w:tcW w:w="0" w:type="auto"/>
+            <w:shd w:val="clear" w:color="auto" w:fill="FFFFFF"/>
+            <w:tcMar>
+              <w:top w:w="150" w:type="dxa"/>
+              <w:left w:w="240" w:type="dxa"/>
+              <w:bottom w:w="150" w:type="dxa"/>
+              <w:right w:w="240" w:type="dxa"/>
+            </w:tcMar>
+            <w:vAlign w:val="center"/>
+          </w:tcPr>
+          <w:p>
+            <w:pPr>
+              <w:keepNext w:val="0"/>
+              <w:keepLines w:val="0"/>
+              <w:widowControl/>
+              <w:suppressLineNumbers w:val="0"/>
+              <w:spacing w:line="375" w:lineRule="atLeast"/>
+              <w:jc w:val="left"/>
+              <w:rPr>
+                <w:rFonts w:hint="default" w:ascii="Segoe UI" w:hAnsi="Segoe UI" w:eastAsia="Segoe UI" w:cs="Segoe UI"/>
+                <w:i w:val="0"/>
+                <w:iCs w:val="0"/>
+                <w:caps w:val="0"/>
+                <w:color w:val="0F1115"/>
+                <w:spacing w:val="0"/>
+                <w:sz w:val="22"/>
+                <w:szCs w:val="22"/>
+              </w:rPr>
+            </w:pPr>
+            <w:r>
+              <w:rPr>
+                <w:rFonts w:hint="default" w:ascii="Segoe UI" w:hAnsi="Segoe UI" w:eastAsia="Segoe UI" w:cs="Segoe UI"/>
+                <w:i w:val="0"/>
+                <w:iCs w:val="0"/>
+                <w:caps w:val="0"/>
+                <w:color w:val="0F1115"/>
+                <w:spacing w:val="0"/>
+                <w:kern w:val="0"/>
+                <w:sz w:val="22"/>
+                <w:szCs w:val="22"/>
+                <w:lang w:val="en-US" w:eastAsia="zh-CN" w:bidi="ar"/>
+              </w:rPr>
+              <w:t>直观灵活、易于调试</w:t>
+            </w:r>
+          </w:p>
+        </w:tc>
+        <w:tc>
+          <w:tcPr>
+            <w:tcW w:w="0" w:type="auto"/>
+            <w:shd w:val="clear" w:color="auto" w:fill="FFFFFF"/>
+            <w:tcMar>
+              <w:top w:w="150" w:type="dxa"/>
+              <w:left w:w="240" w:type="dxa"/>
+              <w:bottom w:w="150" w:type="dxa"/>
+              <w:right w:w="240" w:type="dxa"/>
+            </w:tcMar>
+            <w:vAlign w:val="center"/>
+          </w:tcPr>
+          <w:p>
+            <w:pPr>
+              <w:keepNext w:val="0"/>
+              <w:keepLines w:val="0"/>
+              <w:widowControl/>
+              <w:suppressLineNumbers w:val="0"/>
+              <w:spacing w:line="375" w:lineRule="atLeast"/>
+              <w:jc w:val="left"/>
+              <w:rPr>
+                <w:rFonts w:hint="default" w:ascii="Segoe UI" w:hAnsi="Segoe UI" w:eastAsia="Segoe UI" w:cs="Segoe UI"/>
+                <w:i w:val="0"/>
+                <w:iCs w:val="0"/>
+                <w:caps w:val="0"/>
+                <w:color w:val="0F1115"/>
+                <w:spacing w:val="0"/>
+                <w:sz w:val="22"/>
+                <w:szCs w:val="22"/>
+              </w:rPr>
+            </w:pPr>
+            <w:r>
+              <w:rPr>
+                <w:rFonts w:hint="default" w:ascii="Segoe UI" w:hAnsi="Segoe UI" w:eastAsia="Segoe UI" w:cs="Segoe UI"/>
+                <w:i w:val="0"/>
+                <w:iCs w:val="0"/>
+                <w:caps w:val="0"/>
+                <w:color w:val="0F1115"/>
+                <w:spacing w:val="0"/>
+                <w:kern w:val="0"/>
+                <w:sz w:val="22"/>
+                <w:szCs w:val="22"/>
+                <w:lang w:val="en-US" w:eastAsia="zh-CN" w:bidi="ar"/>
+              </w:rPr>
+              <w:t>性能一般、类型推断可能不准</w:t>
+            </w:r>
+          </w:p>
+        </w:tc>
+        <w:tc>
+          <w:tcPr>
+            <w:tcW w:w="0" w:type="auto"/>
+            <w:shd w:val="clear" w:color="auto" w:fill="FFFFFF"/>
+            <w:tcMar>
+              <w:top w:w="150" w:type="dxa"/>
+              <w:left w:w="240" w:type="dxa"/>
+              <w:bottom w:w="150" w:type="dxa"/>
+              <w:right w:w="240" w:type="dxa"/>
+            </w:tcMar>
+            <w:vAlign w:val="center"/>
+          </w:tcPr>
+          <w:p>
+            <w:pPr>
+              <w:keepNext w:val="0"/>
+              <w:keepLines w:val="0"/>
+              <w:widowControl/>
+              <w:suppressLineNumbers w:val="0"/>
+              <w:spacing w:line="375" w:lineRule="atLeast"/>
+              <w:jc w:val="left"/>
+              <w:rPr>
+                <w:rFonts w:hint="default" w:ascii="Segoe UI" w:hAnsi="Segoe UI" w:eastAsia="Segoe UI" w:cs="Segoe UI"/>
+                <w:i w:val="0"/>
+                <w:iCs w:val="0"/>
+                <w:caps w:val="0"/>
+                <w:color w:val="0F1115"/>
+                <w:spacing w:val="0"/>
+                <w:sz w:val="22"/>
+                <w:szCs w:val="22"/>
+              </w:rPr>
+            </w:pPr>
+            <w:r>
+              <w:rPr>
+                <w:rFonts w:hint="default" w:ascii="Segoe UI" w:hAnsi="Segoe UI" w:eastAsia="Segoe UI" w:cs="Segoe UI"/>
+                <w:i w:val="0"/>
+                <w:iCs w:val="0"/>
+                <w:caps w:val="0"/>
+                <w:color w:val="0F1115"/>
+                <w:spacing w:val="0"/>
+                <w:kern w:val="0"/>
+                <w:sz w:val="22"/>
+                <w:szCs w:val="22"/>
+                <w:lang w:val="en-US" w:eastAsia="zh-CN" w:bidi="ar"/>
+              </w:rPr>
+              <w:t>中等</w:t>
+            </w:r>
+          </w:p>
+        </w:tc>
+        <w:tc>
+          <w:tcPr>
+            <w:tcW w:w="0" w:type="auto"/>
+            <w:shd w:val="clear" w:color="auto" w:fill="FFFFFF"/>
+            <w:tcMar>
+              <w:top w:w="150" w:type="dxa"/>
+              <w:left w:w="240" w:type="dxa"/>
+              <w:bottom w:w="150" w:type="dxa"/>
+              <w:right w:w="0" w:type="dxa"/>
+            </w:tcMar>
+            <w:vAlign w:val="center"/>
+          </w:tcPr>
+          <w:p>
+            <w:pPr>
+              <w:keepNext w:val="0"/>
+              <w:keepLines w:val="0"/>
+              <w:widowControl/>
+              <w:suppressLineNumbers w:val="0"/>
+              <w:spacing w:line="375" w:lineRule="atLeast"/>
+              <w:jc w:val="left"/>
+              <w:rPr>
+                <w:rFonts w:hint="default" w:ascii="Segoe UI" w:hAnsi="Segoe UI" w:eastAsia="Segoe UI" w:cs="Segoe UI"/>
+                <w:i w:val="0"/>
+                <w:iCs w:val="0"/>
+                <w:caps w:val="0"/>
+                <w:color w:val="0F1115"/>
+                <w:spacing w:val="0"/>
+                <w:sz w:val="22"/>
+                <w:szCs w:val="22"/>
+              </w:rPr>
+            </w:pPr>
+            <w:r>
+              <w:rPr>
+                <w:rFonts w:hint="default" w:ascii="Segoe UI" w:hAnsi="Segoe UI" w:eastAsia="Segoe UI" w:cs="Segoe UI"/>
+                <w:i w:val="0"/>
+                <w:iCs w:val="0"/>
+                <w:caps w:val="0"/>
+                <w:color w:val="0F1115"/>
+                <w:spacing w:val="0"/>
+                <w:kern w:val="0"/>
+                <w:sz w:val="22"/>
+                <w:szCs w:val="22"/>
+                <w:lang w:val="en-US" w:eastAsia="zh-CN" w:bidi="ar"/>
+              </w:rPr>
+              <w:t>小规模数据、手动输入、逐行构建</w:t>
+            </w:r>
+          </w:p>
+        </w:tc>
+      </w:tr>
+      <w:tr>
+        <w:tblPrEx>
+          <w:tblBorders>
+            <w:top w:val="none" w:color="auto" w:sz="0" w:space="0"/>
+            <w:left w:val="none" w:color="auto" w:sz="0" w:space="0"/>
+            <w:bottom w:val="none" w:color="auto" w:sz="0" w:space="0"/>
+            <w:right w:val="none" w:color="auto" w:sz="0" w:space="0"/>
+            <w:insideH w:val="none" w:color="auto" w:sz="0" w:space="0"/>
+            <w:insideV w:val="none" w:color="auto" w:sz="0" w:space="0"/>
+          </w:tblBorders>
+          <w:tblCellMar>
+            <w:top w:w="15" w:type="dxa"/>
+            <w:left w:w="15" w:type="dxa"/>
+            <w:bottom w:w="15" w:type="dxa"/>
+            <w:right w:w="15" w:type="dxa"/>
+          </w:tblCellMar>
+        </w:tblPrEx>
+        <w:tc>
+          <w:tcPr>
+            <w:tcW w:w="0" w:type="auto"/>
+            <w:shd w:val="clear" w:color="auto" w:fill="FFFFFF"/>
+            <w:tcMar>
+              <w:top w:w="150" w:type="dxa"/>
+              <w:left w:w="0" w:type="dxa"/>
+              <w:bottom w:w="150" w:type="dxa"/>
+              <w:right w:w="240" w:type="dxa"/>
+            </w:tcMar>
+            <w:vAlign w:val="center"/>
+          </w:tcPr>
+          <w:p>
+            <w:pPr>
+              <w:keepNext w:val="0"/>
+              <w:keepLines w:val="0"/>
+              <w:widowControl/>
+              <w:suppressLineNumbers w:val="0"/>
+              <w:spacing w:line="375" w:lineRule="atLeast"/>
+              <w:jc w:val="left"/>
+              <w:rPr>
+                <w:rFonts w:hint="default" w:ascii="Segoe UI" w:hAnsi="Segoe UI" w:eastAsia="Segoe UI" w:cs="Segoe UI"/>
+                <w:i w:val="0"/>
+                <w:iCs w:val="0"/>
+                <w:caps w:val="0"/>
+                <w:color w:val="0F1115"/>
+                <w:spacing w:val="0"/>
+                <w:sz w:val="22"/>
+                <w:szCs w:val="22"/>
+              </w:rPr>
+            </w:pPr>
+            <w:r>
+              <w:rPr>
+                <w:rStyle w:val="7"/>
+                <w:rFonts w:hint="default" w:ascii="Segoe UI" w:hAnsi="Segoe UI" w:eastAsia="Segoe UI" w:cs="Segoe UI"/>
+                <w:b/>
+                <w:bCs/>
+                <w:i w:val="0"/>
+                <w:iCs w:val="0"/>
+                <w:caps w:val="0"/>
+                <w:color w:val="0F1115"/>
+                <w:spacing w:val="0"/>
+                <w:kern w:val="0"/>
+                <w:sz w:val="22"/>
+                <w:szCs w:val="22"/>
+                <w:lang w:val="en-US" w:eastAsia="zh-CN" w:bidi="ar"/>
+              </w:rPr>
+              <w:t>字典</w:t>
+            </w:r>
+          </w:p>
+        </w:tc>
+        <w:tc>
+          <w:tcPr>
+            <w:tcW w:w="0" w:type="auto"/>
+            <w:shd w:val="clear" w:color="auto" w:fill="FFFFFF"/>
+            <w:tcMar>
+              <w:top w:w="150" w:type="dxa"/>
+              <w:left w:w="240" w:type="dxa"/>
+              <w:bottom w:w="150" w:type="dxa"/>
+              <w:right w:w="240" w:type="dxa"/>
+            </w:tcMar>
+            <w:vAlign w:val="center"/>
+          </w:tcPr>
+          <w:p>
+            <w:pPr>
+              <w:keepNext w:val="0"/>
+              <w:keepLines w:val="0"/>
+              <w:widowControl/>
+              <w:suppressLineNumbers w:val="0"/>
+              <w:spacing w:line="375" w:lineRule="atLeast"/>
+              <w:jc w:val="left"/>
+              <w:rPr>
+                <w:rFonts w:hint="default" w:ascii="Segoe UI" w:hAnsi="Segoe UI" w:eastAsia="Segoe UI" w:cs="Segoe UI"/>
+                <w:i w:val="0"/>
+                <w:iCs w:val="0"/>
+                <w:caps w:val="0"/>
+                <w:color w:val="0F1115"/>
+                <w:spacing w:val="0"/>
+                <w:sz w:val="22"/>
+                <w:szCs w:val="22"/>
+              </w:rPr>
+            </w:pPr>
+            <w:r>
+              <w:rPr>
+                <w:rFonts w:hint="default" w:ascii="Segoe UI" w:hAnsi="Segoe UI" w:eastAsia="Segoe UI" w:cs="Segoe UI"/>
+                <w:i w:val="0"/>
+                <w:iCs w:val="0"/>
+                <w:caps w:val="0"/>
+                <w:color w:val="0F1115"/>
+                <w:spacing w:val="0"/>
+                <w:kern w:val="0"/>
+                <w:sz w:val="22"/>
+                <w:szCs w:val="22"/>
+                <w:lang w:val="en-US" w:eastAsia="zh-CN" w:bidi="ar"/>
+              </w:rPr>
+              <w:t>语义清晰、列名明确</w:t>
+            </w:r>
+          </w:p>
+        </w:tc>
+        <w:tc>
+          <w:tcPr>
+            <w:tcW w:w="0" w:type="auto"/>
+            <w:shd w:val="clear" w:color="auto" w:fill="FFFFFF"/>
+            <w:tcMar>
+              <w:top w:w="150" w:type="dxa"/>
+              <w:left w:w="240" w:type="dxa"/>
+              <w:bottom w:w="150" w:type="dxa"/>
+              <w:right w:w="240" w:type="dxa"/>
+            </w:tcMar>
+            <w:vAlign w:val="center"/>
+          </w:tcPr>
+          <w:p>
+            <w:pPr>
+              <w:keepNext w:val="0"/>
+              <w:keepLines w:val="0"/>
+              <w:widowControl/>
+              <w:suppressLineNumbers w:val="0"/>
+              <w:spacing w:line="375" w:lineRule="atLeast"/>
+              <w:jc w:val="left"/>
+              <w:rPr>
+                <w:rFonts w:hint="default" w:ascii="Segoe UI" w:hAnsi="Segoe UI" w:eastAsia="Segoe UI" w:cs="Segoe UI"/>
+                <w:i w:val="0"/>
+                <w:iCs w:val="0"/>
+                <w:caps w:val="0"/>
+                <w:color w:val="0F1115"/>
+                <w:spacing w:val="0"/>
+                <w:sz w:val="22"/>
+                <w:szCs w:val="22"/>
+              </w:rPr>
+            </w:pPr>
+            <w:r>
+              <w:rPr>
+                <w:rFonts w:hint="default" w:ascii="Segoe UI" w:hAnsi="Segoe UI" w:eastAsia="Segoe UI" w:cs="Segoe UI"/>
+                <w:i w:val="0"/>
+                <w:iCs w:val="0"/>
+                <w:caps w:val="0"/>
+                <w:color w:val="0F1115"/>
+                <w:spacing w:val="0"/>
+                <w:kern w:val="0"/>
+                <w:sz w:val="22"/>
+                <w:szCs w:val="22"/>
+                <w:lang w:val="en-US" w:eastAsia="zh-CN" w:bidi="ar"/>
+              </w:rPr>
+              <w:t>列长度需一致、内存开销大</w:t>
+            </w:r>
+          </w:p>
+        </w:tc>
+        <w:tc>
+          <w:tcPr>
+            <w:tcW w:w="0" w:type="auto"/>
+            <w:shd w:val="clear" w:color="auto" w:fill="FFFFFF"/>
+            <w:tcMar>
+              <w:top w:w="150" w:type="dxa"/>
+              <w:left w:w="240" w:type="dxa"/>
+              <w:bottom w:w="150" w:type="dxa"/>
+              <w:right w:w="240" w:type="dxa"/>
+            </w:tcMar>
+            <w:vAlign w:val="center"/>
+          </w:tcPr>
+          <w:p>
+            <w:pPr>
+              <w:keepNext w:val="0"/>
+              <w:keepLines w:val="0"/>
+              <w:widowControl/>
+              <w:suppressLineNumbers w:val="0"/>
+              <w:spacing w:line="375" w:lineRule="atLeast"/>
+              <w:jc w:val="left"/>
+              <w:rPr>
+                <w:rFonts w:hint="default" w:ascii="Segoe UI" w:hAnsi="Segoe UI" w:eastAsia="Segoe UI" w:cs="Segoe UI"/>
+                <w:i w:val="0"/>
+                <w:iCs w:val="0"/>
+                <w:caps w:val="0"/>
+                <w:color w:val="0F1115"/>
+                <w:spacing w:val="0"/>
+                <w:sz w:val="22"/>
+                <w:szCs w:val="22"/>
+              </w:rPr>
+            </w:pPr>
+            <w:r>
+              <w:rPr>
+                <w:rFonts w:hint="default" w:ascii="Segoe UI" w:hAnsi="Segoe UI" w:eastAsia="Segoe UI" w:cs="Segoe UI"/>
+                <w:i w:val="0"/>
+                <w:iCs w:val="0"/>
+                <w:caps w:val="0"/>
+                <w:color w:val="0F1115"/>
+                <w:spacing w:val="0"/>
+                <w:kern w:val="0"/>
+                <w:sz w:val="22"/>
+                <w:szCs w:val="22"/>
+                <w:lang w:val="en-US" w:eastAsia="zh-CN" w:bidi="ar"/>
+              </w:rPr>
+              <w:t>中等</w:t>
+            </w:r>
+          </w:p>
+        </w:tc>
+        <w:tc>
+          <w:tcPr>
+            <w:tcW w:w="0" w:type="auto"/>
+            <w:shd w:val="clear" w:color="auto" w:fill="FFFFFF"/>
+            <w:tcMar>
+              <w:top w:w="150" w:type="dxa"/>
+              <w:left w:w="240" w:type="dxa"/>
+              <w:bottom w:w="150" w:type="dxa"/>
+              <w:right w:w="0" w:type="dxa"/>
+            </w:tcMar>
+            <w:vAlign w:val="center"/>
+          </w:tcPr>
+          <w:p>
+            <w:pPr>
+              <w:keepNext w:val="0"/>
+              <w:keepLines w:val="0"/>
+              <w:widowControl/>
+              <w:suppressLineNumbers w:val="0"/>
+              <w:spacing w:line="375" w:lineRule="atLeast"/>
+              <w:jc w:val="left"/>
+              <w:rPr>
+                <w:rFonts w:hint="default" w:ascii="Segoe UI" w:hAnsi="Segoe UI" w:eastAsia="Segoe UI" w:cs="Segoe UI"/>
+                <w:i w:val="0"/>
+                <w:iCs w:val="0"/>
+                <w:caps w:val="0"/>
+                <w:color w:val="0F1115"/>
+                <w:spacing w:val="0"/>
+                <w:sz w:val="22"/>
+                <w:szCs w:val="22"/>
+              </w:rPr>
+            </w:pPr>
+            <w:r>
+              <w:rPr>
+                <w:rFonts w:hint="default" w:ascii="Segoe UI" w:hAnsi="Segoe UI" w:eastAsia="Segoe UI" w:cs="Segoe UI"/>
+                <w:i w:val="0"/>
+                <w:iCs w:val="0"/>
+                <w:caps w:val="0"/>
+                <w:color w:val="0F1115"/>
+                <w:spacing w:val="0"/>
+                <w:kern w:val="0"/>
+                <w:sz w:val="22"/>
+                <w:szCs w:val="22"/>
+                <w:lang w:val="en-US" w:eastAsia="zh-CN" w:bidi="ar"/>
+              </w:rPr>
+              <w:t>API数据、配置文件、混合类型</w:t>
             </w:r>
           </w:p>
         </w:tc>
@@ -1745,540 +2262,6 @@
                 <w:kern w:val="0"/>
                 <w:sz w:val="22"/>
                 <w:szCs w:val="22"/>
-                <w:bdr w:val="none" w:color="auto" w:sz="0" w:space="0"/>
-                <w:lang w:val="en-US" w:eastAsia="zh-CN" w:bidi="ar"/>
-              </w:rPr>
-              <w:t>列表</w:t>
-            </w:r>
-          </w:p>
-        </w:tc>
-        <w:tc>
-          <w:tcPr>
-            <w:tcW w:w="0" w:type="auto"/>
-            <w:shd w:val="clear" w:color="auto" w:fill="FFFFFF"/>
-            <w:tcMar>
-              <w:top w:w="150" w:type="dxa"/>
-              <w:left w:w="240" w:type="dxa"/>
-              <w:bottom w:w="150" w:type="dxa"/>
-              <w:right w:w="240" w:type="dxa"/>
-            </w:tcMar>
-            <w:vAlign w:val="center"/>
-          </w:tcPr>
-          <w:p>
-            <w:pPr>
-              <w:keepNext w:val="0"/>
-              <w:keepLines w:val="0"/>
-              <w:widowControl/>
-              <w:suppressLineNumbers w:val="0"/>
-              <w:spacing w:line="375" w:lineRule="atLeast"/>
-              <w:jc w:val="left"/>
-              <w:rPr>
-                <w:rFonts w:hint="default" w:ascii="Segoe UI" w:hAnsi="Segoe UI" w:eastAsia="Segoe UI" w:cs="Segoe UI"/>
-                <w:i w:val="0"/>
-                <w:iCs w:val="0"/>
-                <w:caps w:val="0"/>
-                <w:color w:val="0F1115"/>
-                <w:spacing w:val="0"/>
-                <w:sz w:val="22"/>
-                <w:szCs w:val="22"/>
-              </w:rPr>
-            </w:pPr>
-            <w:r>
-              <w:rPr>
-                <w:rFonts w:hint="default" w:ascii="Segoe UI" w:hAnsi="Segoe UI" w:eastAsia="Segoe UI" w:cs="Segoe UI"/>
-                <w:i w:val="0"/>
-                <w:iCs w:val="0"/>
-                <w:caps w:val="0"/>
-                <w:color w:val="0F1115"/>
-                <w:spacing w:val="0"/>
-                <w:kern w:val="0"/>
-                <w:sz w:val="22"/>
-                <w:szCs w:val="22"/>
-                <w:bdr w:val="none" w:color="auto" w:sz="0" w:space="0"/>
-                <w:lang w:val="en-US" w:eastAsia="zh-CN" w:bidi="ar"/>
-              </w:rPr>
-              <w:t>直观灵活、易于调试</w:t>
-            </w:r>
-          </w:p>
-        </w:tc>
-        <w:tc>
-          <w:tcPr>
-            <w:tcW w:w="0" w:type="auto"/>
-            <w:shd w:val="clear" w:color="auto" w:fill="FFFFFF"/>
-            <w:tcMar>
-              <w:top w:w="150" w:type="dxa"/>
-              <w:left w:w="240" w:type="dxa"/>
-              <w:bottom w:w="150" w:type="dxa"/>
-              <w:right w:w="240" w:type="dxa"/>
-            </w:tcMar>
-            <w:vAlign w:val="center"/>
-          </w:tcPr>
-          <w:p>
-            <w:pPr>
-              <w:keepNext w:val="0"/>
-              <w:keepLines w:val="0"/>
-              <w:widowControl/>
-              <w:suppressLineNumbers w:val="0"/>
-              <w:spacing w:line="375" w:lineRule="atLeast"/>
-              <w:jc w:val="left"/>
-              <w:rPr>
-                <w:rFonts w:hint="default" w:ascii="Segoe UI" w:hAnsi="Segoe UI" w:eastAsia="Segoe UI" w:cs="Segoe UI"/>
-                <w:i w:val="0"/>
-                <w:iCs w:val="0"/>
-                <w:caps w:val="0"/>
-                <w:color w:val="0F1115"/>
-                <w:spacing w:val="0"/>
-                <w:sz w:val="22"/>
-                <w:szCs w:val="22"/>
-              </w:rPr>
-            </w:pPr>
-            <w:r>
-              <w:rPr>
-                <w:rFonts w:hint="default" w:ascii="Segoe UI" w:hAnsi="Segoe UI" w:eastAsia="Segoe UI" w:cs="Segoe UI"/>
-                <w:i w:val="0"/>
-                <w:iCs w:val="0"/>
-                <w:caps w:val="0"/>
-                <w:color w:val="0F1115"/>
-                <w:spacing w:val="0"/>
-                <w:kern w:val="0"/>
-                <w:sz w:val="22"/>
-                <w:szCs w:val="22"/>
-                <w:bdr w:val="none" w:color="auto" w:sz="0" w:space="0"/>
-                <w:lang w:val="en-US" w:eastAsia="zh-CN" w:bidi="ar"/>
-              </w:rPr>
-              <w:t>性能一般、类型推断可能不准</w:t>
-            </w:r>
-          </w:p>
-        </w:tc>
-        <w:tc>
-          <w:tcPr>
-            <w:tcW w:w="0" w:type="auto"/>
-            <w:shd w:val="clear" w:color="auto" w:fill="FFFFFF"/>
-            <w:tcMar>
-              <w:top w:w="150" w:type="dxa"/>
-              <w:left w:w="240" w:type="dxa"/>
-              <w:bottom w:w="150" w:type="dxa"/>
-              <w:right w:w="240" w:type="dxa"/>
-            </w:tcMar>
-            <w:vAlign w:val="center"/>
-          </w:tcPr>
-          <w:p>
-            <w:pPr>
-              <w:keepNext w:val="0"/>
-              <w:keepLines w:val="0"/>
-              <w:widowControl/>
-              <w:suppressLineNumbers w:val="0"/>
-              <w:spacing w:line="375" w:lineRule="atLeast"/>
-              <w:jc w:val="left"/>
-              <w:rPr>
-                <w:rFonts w:hint="default" w:ascii="Segoe UI" w:hAnsi="Segoe UI" w:eastAsia="Segoe UI" w:cs="Segoe UI"/>
-                <w:i w:val="0"/>
-                <w:iCs w:val="0"/>
-                <w:caps w:val="0"/>
-                <w:color w:val="0F1115"/>
-                <w:spacing w:val="0"/>
-                <w:sz w:val="22"/>
-                <w:szCs w:val="22"/>
-              </w:rPr>
-            </w:pPr>
-            <w:r>
-              <w:rPr>
-                <w:rFonts w:hint="default" w:ascii="Segoe UI" w:hAnsi="Segoe UI" w:eastAsia="Segoe UI" w:cs="Segoe UI"/>
-                <w:i w:val="0"/>
-                <w:iCs w:val="0"/>
-                <w:caps w:val="0"/>
-                <w:color w:val="0F1115"/>
-                <w:spacing w:val="0"/>
-                <w:kern w:val="0"/>
-                <w:sz w:val="22"/>
-                <w:szCs w:val="22"/>
-                <w:bdr w:val="none" w:color="auto" w:sz="0" w:space="0"/>
-                <w:lang w:val="en-US" w:eastAsia="zh-CN" w:bidi="ar"/>
-              </w:rPr>
-              <w:t>中等</w:t>
-            </w:r>
-          </w:p>
-        </w:tc>
-        <w:tc>
-          <w:tcPr>
-            <w:tcW w:w="0" w:type="auto"/>
-            <w:shd w:val="clear" w:color="auto" w:fill="FFFFFF"/>
-            <w:tcMar>
-              <w:top w:w="150" w:type="dxa"/>
-              <w:left w:w="240" w:type="dxa"/>
-              <w:bottom w:w="150" w:type="dxa"/>
-              <w:right w:w="0" w:type="dxa"/>
-            </w:tcMar>
-            <w:vAlign w:val="center"/>
-          </w:tcPr>
-          <w:p>
-            <w:pPr>
-              <w:keepNext w:val="0"/>
-              <w:keepLines w:val="0"/>
-              <w:widowControl/>
-              <w:suppressLineNumbers w:val="0"/>
-              <w:spacing w:line="375" w:lineRule="atLeast"/>
-              <w:jc w:val="left"/>
-              <w:rPr>
-                <w:rFonts w:hint="default" w:ascii="Segoe UI" w:hAnsi="Segoe UI" w:eastAsia="Segoe UI" w:cs="Segoe UI"/>
-                <w:i w:val="0"/>
-                <w:iCs w:val="0"/>
-                <w:caps w:val="0"/>
-                <w:color w:val="0F1115"/>
-                <w:spacing w:val="0"/>
-                <w:sz w:val="22"/>
-                <w:szCs w:val="22"/>
-              </w:rPr>
-            </w:pPr>
-            <w:r>
-              <w:rPr>
-                <w:rFonts w:hint="default" w:ascii="Segoe UI" w:hAnsi="Segoe UI" w:eastAsia="Segoe UI" w:cs="Segoe UI"/>
-                <w:i w:val="0"/>
-                <w:iCs w:val="0"/>
-                <w:caps w:val="0"/>
-                <w:color w:val="0F1115"/>
-                <w:spacing w:val="0"/>
-                <w:kern w:val="0"/>
-                <w:sz w:val="22"/>
-                <w:szCs w:val="22"/>
-                <w:bdr w:val="none" w:color="auto" w:sz="0" w:space="0"/>
-                <w:lang w:val="en-US" w:eastAsia="zh-CN" w:bidi="ar"/>
-              </w:rPr>
-              <w:t>小规模数据、手动输入、逐行构建</w:t>
-            </w:r>
-          </w:p>
-        </w:tc>
-      </w:tr>
-      <w:tr>
-        <w:tblPrEx>
-          <w:tblBorders>
-            <w:top w:val="none" w:color="auto" w:sz="0" w:space="0"/>
-            <w:left w:val="none" w:color="auto" w:sz="0" w:space="0"/>
-            <w:bottom w:val="none" w:color="auto" w:sz="0" w:space="0"/>
-            <w:right w:val="none" w:color="auto" w:sz="0" w:space="0"/>
-            <w:insideH w:val="none" w:color="auto" w:sz="0" w:space="0"/>
-            <w:insideV w:val="none" w:color="auto" w:sz="0" w:space="0"/>
-          </w:tblBorders>
-          <w:shd w:val="clear" w:color="auto" w:fill="FFFFFF"/>
-          <w:tblCellMar>
-            <w:top w:w="15" w:type="dxa"/>
-            <w:left w:w="15" w:type="dxa"/>
-            <w:bottom w:w="15" w:type="dxa"/>
-            <w:right w:w="15" w:type="dxa"/>
-          </w:tblCellMar>
-        </w:tblPrEx>
-        <w:tc>
-          <w:tcPr>
-            <w:tcW w:w="0" w:type="auto"/>
-            <w:shd w:val="clear" w:color="auto" w:fill="FFFFFF"/>
-            <w:tcMar>
-              <w:top w:w="150" w:type="dxa"/>
-              <w:left w:w="0" w:type="dxa"/>
-              <w:bottom w:w="150" w:type="dxa"/>
-              <w:right w:w="240" w:type="dxa"/>
-            </w:tcMar>
-            <w:vAlign w:val="center"/>
-          </w:tcPr>
-          <w:p>
-            <w:pPr>
-              <w:keepNext w:val="0"/>
-              <w:keepLines w:val="0"/>
-              <w:widowControl/>
-              <w:suppressLineNumbers w:val="0"/>
-              <w:spacing w:line="375" w:lineRule="atLeast"/>
-              <w:jc w:val="left"/>
-              <w:rPr>
-                <w:rFonts w:hint="default" w:ascii="Segoe UI" w:hAnsi="Segoe UI" w:eastAsia="Segoe UI" w:cs="Segoe UI"/>
-                <w:i w:val="0"/>
-                <w:iCs w:val="0"/>
-                <w:caps w:val="0"/>
-                <w:color w:val="0F1115"/>
-                <w:spacing w:val="0"/>
-                <w:sz w:val="22"/>
-                <w:szCs w:val="22"/>
-              </w:rPr>
-            </w:pPr>
-            <w:r>
-              <w:rPr>
-                <w:rStyle w:val="7"/>
-                <w:rFonts w:hint="default" w:ascii="Segoe UI" w:hAnsi="Segoe UI" w:eastAsia="Segoe UI" w:cs="Segoe UI"/>
-                <w:b/>
-                <w:bCs/>
-                <w:i w:val="0"/>
-                <w:iCs w:val="0"/>
-                <w:caps w:val="0"/>
-                <w:color w:val="0F1115"/>
-                <w:spacing w:val="0"/>
-                <w:kern w:val="0"/>
-                <w:sz w:val="22"/>
-                <w:szCs w:val="22"/>
-                <w:bdr w:val="none" w:color="auto" w:sz="0" w:space="0"/>
-                <w:lang w:val="en-US" w:eastAsia="zh-CN" w:bidi="ar"/>
-              </w:rPr>
-              <w:t>字典</w:t>
-            </w:r>
-          </w:p>
-        </w:tc>
-        <w:tc>
-          <w:tcPr>
-            <w:tcW w:w="0" w:type="auto"/>
-            <w:shd w:val="clear" w:color="auto" w:fill="FFFFFF"/>
-            <w:tcMar>
-              <w:top w:w="150" w:type="dxa"/>
-              <w:left w:w="240" w:type="dxa"/>
-              <w:bottom w:w="150" w:type="dxa"/>
-              <w:right w:w="240" w:type="dxa"/>
-            </w:tcMar>
-            <w:vAlign w:val="center"/>
-          </w:tcPr>
-          <w:p>
-            <w:pPr>
-              <w:keepNext w:val="0"/>
-              <w:keepLines w:val="0"/>
-              <w:widowControl/>
-              <w:suppressLineNumbers w:val="0"/>
-              <w:spacing w:line="375" w:lineRule="atLeast"/>
-              <w:jc w:val="left"/>
-              <w:rPr>
-                <w:rFonts w:hint="default" w:ascii="Segoe UI" w:hAnsi="Segoe UI" w:eastAsia="Segoe UI" w:cs="Segoe UI"/>
-                <w:i w:val="0"/>
-                <w:iCs w:val="0"/>
-                <w:caps w:val="0"/>
-                <w:color w:val="0F1115"/>
-                <w:spacing w:val="0"/>
-                <w:sz w:val="22"/>
-                <w:szCs w:val="22"/>
-              </w:rPr>
-            </w:pPr>
-            <w:r>
-              <w:rPr>
-                <w:rFonts w:hint="default" w:ascii="Segoe UI" w:hAnsi="Segoe UI" w:eastAsia="Segoe UI" w:cs="Segoe UI"/>
-                <w:i w:val="0"/>
-                <w:iCs w:val="0"/>
-                <w:caps w:val="0"/>
-                <w:color w:val="0F1115"/>
-                <w:spacing w:val="0"/>
-                <w:kern w:val="0"/>
-                <w:sz w:val="22"/>
-                <w:szCs w:val="22"/>
-                <w:bdr w:val="none" w:color="auto" w:sz="0" w:space="0"/>
-                <w:lang w:val="en-US" w:eastAsia="zh-CN" w:bidi="ar"/>
-              </w:rPr>
-              <w:t>语义清晰、列名明确</w:t>
-            </w:r>
-          </w:p>
-        </w:tc>
-        <w:tc>
-          <w:tcPr>
-            <w:tcW w:w="0" w:type="auto"/>
-            <w:shd w:val="clear" w:color="auto" w:fill="FFFFFF"/>
-            <w:tcMar>
-              <w:top w:w="150" w:type="dxa"/>
-              <w:left w:w="240" w:type="dxa"/>
-              <w:bottom w:w="150" w:type="dxa"/>
-              <w:right w:w="240" w:type="dxa"/>
-            </w:tcMar>
-            <w:vAlign w:val="center"/>
-          </w:tcPr>
-          <w:p>
-            <w:pPr>
-              <w:keepNext w:val="0"/>
-              <w:keepLines w:val="0"/>
-              <w:widowControl/>
-              <w:suppressLineNumbers w:val="0"/>
-              <w:spacing w:line="375" w:lineRule="atLeast"/>
-              <w:jc w:val="left"/>
-              <w:rPr>
-                <w:rFonts w:hint="default" w:ascii="Segoe UI" w:hAnsi="Segoe UI" w:eastAsia="Segoe UI" w:cs="Segoe UI"/>
-                <w:i w:val="0"/>
-                <w:iCs w:val="0"/>
-                <w:caps w:val="0"/>
-                <w:color w:val="0F1115"/>
-                <w:spacing w:val="0"/>
-                <w:sz w:val="22"/>
-                <w:szCs w:val="22"/>
-              </w:rPr>
-            </w:pPr>
-            <w:r>
-              <w:rPr>
-                <w:rFonts w:hint="default" w:ascii="Segoe UI" w:hAnsi="Segoe UI" w:eastAsia="Segoe UI" w:cs="Segoe UI"/>
-                <w:i w:val="0"/>
-                <w:iCs w:val="0"/>
-                <w:caps w:val="0"/>
-                <w:color w:val="0F1115"/>
-                <w:spacing w:val="0"/>
-                <w:kern w:val="0"/>
-                <w:sz w:val="22"/>
-                <w:szCs w:val="22"/>
-                <w:bdr w:val="none" w:color="auto" w:sz="0" w:space="0"/>
-                <w:lang w:val="en-US" w:eastAsia="zh-CN" w:bidi="ar"/>
-              </w:rPr>
-              <w:t>列长度需一致、内存开销大</w:t>
-            </w:r>
-          </w:p>
-        </w:tc>
-        <w:tc>
-          <w:tcPr>
-            <w:tcW w:w="0" w:type="auto"/>
-            <w:shd w:val="clear" w:color="auto" w:fill="FFFFFF"/>
-            <w:tcMar>
-              <w:top w:w="150" w:type="dxa"/>
-              <w:left w:w="240" w:type="dxa"/>
-              <w:bottom w:w="150" w:type="dxa"/>
-              <w:right w:w="240" w:type="dxa"/>
-            </w:tcMar>
-            <w:vAlign w:val="center"/>
-          </w:tcPr>
-          <w:p>
-            <w:pPr>
-              <w:keepNext w:val="0"/>
-              <w:keepLines w:val="0"/>
-              <w:widowControl/>
-              <w:suppressLineNumbers w:val="0"/>
-              <w:spacing w:line="375" w:lineRule="atLeast"/>
-              <w:jc w:val="left"/>
-              <w:rPr>
-                <w:rFonts w:hint="default" w:ascii="Segoe UI" w:hAnsi="Segoe UI" w:eastAsia="Segoe UI" w:cs="Segoe UI"/>
-                <w:i w:val="0"/>
-                <w:iCs w:val="0"/>
-                <w:caps w:val="0"/>
-                <w:color w:val="0F1115"/>
-                <w:spacing w:val="0"/>
-                <w:sz w:val="22"/>
-                <w:szCs w:val="22"/>
-              </w:rPr>
-            </w:pPr>
-            <w:r>
-              <w:rPr>
-                <w:rFonts w:hint="default" w:ascii="Segoe UI" w:hAnsi="Segoe UI" w:eastAsia="Segoe UI" w:cs="Segoe UI"/>
-                <w:i w:val="0"/>
-                <w:iCs w:val="0"/>
-                <w:caps w:val="0"/>
-                <w:color w:val="0F1115"/>
-                <w:spacing w:val="0"/>
-                <w:kern w:val="0"/>
-                <w:sz w:val="22"/>
-                <w:szCs w:val="22"/>
-                <w:bdr w:val="none" w:color="auto" w:sz="0" w:space="0"/>
-                <w:lang w:val="en-US" w:eastAsia="zh-CN" w:bidi="ar"/>
-              </w:rPr>
-              <w:t>中等</w:t>
-            </w:r>
-          </w:p>
-        </w:tc>
-        <w:tc>
-          <w:tcPr>
-            <w:tcW w:w="0" w:type="auto"/>
-            <w:shd w:val="clear" w:color="auto" w:fill="FFFFFF"/>
-            <w:tcMar>
-              <w:top w:w="150" w:type="dxa"/>
-              <w:left w:w="240" w:type="dxa"/>
-              <w:bottom w:w="150" w:type="dxa"/>
-              <w:right w:w="0" w:type="dxa"/>
-            </w:tcMar>
-            <w:vAlign w:val="center"/>
-          </w:tcPr>
-          <w:p>
-            <w:pPr>
-              <w:keepNext w:val="0"/>
-              <w:keepLines w:val="0"/>
-              <w:widowControl/>
-              <w:suppressLineNumbers w:val="0"/>
-              <w:spacing w:line="375" w:lineRule="atLeast"/>
-              <w:jc w:val="left"/>
-              <w:rPr>
-                <w:rFonts w:hint="default" w:ascii="Segoe UI" w:hAnsi="Segoe UI" w:eastAsia="Segoe UI" w:cs="Segoe UI"/>
-                <w:i w:val="0"/>
-                <w:iCs w:val="0"/>
-                <w:caps w:val="0"/>
-                <w:color w:val="0F1115"/>
-                <w:spacing w:val="0"/>
-                <w:sz w:val="22"/>
-                <w:szCs w:val="22"/>
-              </w:rPr>
-            </w:pPr>
-            <w:r>
-              <w:rPr>
-                <w:rFonts w:hint="default" w:ascii="Segoe UI" w:hAnsi="Segoe UI" w:eastAsia="Segoe UI" w:cs="Segoe UI"/>
-                <w:i w:val="0"/>
-                <w:iCs w:val="0"/>
-                <w:caps w:val="0"/>
-                <w:color w:val="0F1115"/>
-                <w:spacing w:val="0"/>
-                <w:kern w:val="0"/>
-                <w:sz w:val="22"/>
-                <w:szCs w:val="22"/>
-                <w:bdr w:val="none" w:color="auto" w:sz="0" w:space="0"/>
-                <w:lang w:val="en-US" w:eastAsia="zh-CN" w:bidi="ar"/>
-              </w:rPr>
-              <w:t>API数据、配置文件、混合类型</w:t>
-            </w:r>
-          </w:p>
-        </w:tc>
-      </w:tr>
-      <w:tr>
-        <w:tblPrEx>
-          <w:tblBorders>
-            <w:top w:val="none" w:color="auto" w:sz="0" w:space="0"/>
-            <w:left w:val="none" w:color="auto" w:sz="0" w:space="0"/>
-            <w:bottom w:val="none" w:color="auto" w:sz="0" w:space="0"/>
-            <w:right w:val="none" w:color="auto" w:sz="0" w:space="0"/>
-            <w:insideH w:val="none" w:color="auto" w:sz="0" w:space="0"/>
-            <w:insideV w:val="none" w:color="auto" w:sz="0" w:space="0"/>
-          </w:tblBorders>
-          <w:tblCellMar>
-            <w:top w:w="15" w:type="dxa"/>
-            <w:left w:w="15" w:type="dxa"/>
-            <w:bottom w:w="15" w:type="dxa"/>
-            <w:right w:w="15" w:type="dxa"/>
-          </w:tblCellMar>
-        </w:tblPrEx>
-        <w:tc>
-          <w:tcPr>
-            <w:tcW w:w="0" w:type="auto"/>
-            <w:shd w:val="clear" w:color="auto" w:fill="FFFFFF"/>
-            <w:tcMar>
-              <w:top w:w="150" w:type="dxa"/>
-              <w:left w:w="0" w:type="dxa"/>
-              <w:bottom w:w="150" w:type="dxa"/>
-              <w:right w:w="240" w:type="dxa"/>
-            </w:tcMar>
-            <w:vAlign w:val="center"/>
-          </w:tcPr>
-          <w:p>
-            <w:pPr>
-              <w:keepNext w:val="0"/>
-              <w:keepLines w:val="0"/>
-              <w:widowControl/>
-              <w:suppressLineNumbers w:val="0"/>
-              <w:spacing w:line="375" w:lineRule="atLeast"/>
-              <w:jc w:val="left"/>
-              <w:rPr>
-                <w:rFonts w:hint="default" w:ascii="Segoe UI" w:hAnsi="Segoe UI" w:eastAsia="Segoe UI" w:cs="Segoe UI"/>
-                <w:i w:val="0"/>
-                <w:iCs w:val="0"/>
-                <w:caps w:val="0"/>
-                <w:color w:val="0F1115"/>
-                <w:spacing w:val="0"/>
-                <w:sz w:val="22"/>
-                <w:szCs w:val="22"/>
-              </w:rPr>
-            </w:pPr>
-            <w:r>
-              <w:rPr>
-                <w:rStyle w:val="7"/>
-                <w:rFonts w:hint="default" w:ascii="Segoe UI" w:hAnsi="Segoe UI" w:eastAsia="Segoe UI" w:cs="Segoe UI"/>
-                <w:b/>
-                <w:bCs/>
-                <w:i w:val="0"/>
-                <w:iCs w:val="0"/>
-                <w:caps w:val="0"/>
-                <w:color w:val="0F1115"/>
-                <w:spacing w:val="0"/>
-                <w:kern w:val="0"/>
-                <w:sz w:val="22"/>
-                <w:szCs w:val="22"/>
-                <w:bdr w:val="none" w:color="auto" w:sz="0" w:space="0"/>
                 <w:lang w:val="en-US" w:eastAsia="zh-CN" w:bidi="ar"/>
               </w:rPr>
               <w:t>Ndarray</w:t>
@@ -2327,7 +2310,6 @@
                 <w:kern w:val="0"/>
                 <w:sz w:val="22"/>
                 <w:szCs w:val="22"/>
-                <w:bdr w:val="none" w:color="auto" w:sz="0" w:space="0"/>
                 <w:lang w:val="en-US" w:eastAsia="zh-CN" w:bidi="ar"/>
               </w:rPr>
               <w:t>性能最优、内存高效</w:t>
@@ -2376,7 +2358,6 @@
                 <w:kern w:val="0"/>
                 <w:sz w:val="22"/>
                 <w:szCs w:val="22"/>
-                <w:bdr w:val="none" w:color="auto" w:sz="0" w:space="0"/>
                 <w:lang w:val="en-US" w:eastAsia="zh-CN" w:bidi="ar"/>
               </w:rPr>
               <w:t>类型单一、缺乏标签</w:t>
@@ -2425,7 +2406,6 @@
                 <w:kern w:val="0"/>
                 <w:sz w:val="22"/>
                 <w:szCs w:val="22"/>
-                <w:bdr w:val="none" w:color="auto" w:sz="0" w:space="0"/>
                 <w:lang w:val="en-US" w:eastAsia="zh-CN" w:bidi="ar"/>
               </w:rPr>
               <w:t>最高</w:t>
@@ -2474,7 +2454,6 @@
                 <w:kern w:val="0"/>
                 <w:sz w:val="22"/>
                 <w:szCs w:val="22"/>
-                <w:bdr w:val="none" w:color="auto" w:sz="0" w:space="0"/>
                 <w:lang w:val="en-US" w:eastAsia="zh-CN" w:bidi="ar"/>
               </w:rPr>
               <w:t>大规模数值计算、科学数据</w:t>
@@ -2544,7 +2523,6 @@
                 <w:kern w:val="0"/>
                 <w:sz w:val="22"/>
                 <w:szCs w:val="22"/>
-                <w:bdr w:val="none" w:color="auto" w:sz="0" w:space="0"/>
                 <w:lang w:val="en-US" w:eastAsia="zh-CN" w:bidi="ar"/>
               </w:rPr>
               <w:t>Series</w:t>
@@ -2593,7 +2571,6 @@
                 <w:kern w:val="0"/>
                 <w:sz w:val="22"/>
                 <w:szCs w:val="22"/>
-                <w:bdr w:val="none" w:color="auto" w:sz="0" w:space="0"/>
                 <w:lang w:val="en-US" w:eastAsia="zh-CN" w:bidi="ar"/>
               </w:rPr>
               <w:t>索引对齐、保持元数据</w:t>
@@ -2642,7 +2619,6 @@
                 <w:kern w:val="0"/>
                 <w:sz w:val="22"/>
                 <w:szCs w:val="22"/>
-                <w:bdr w:val="none" w:color="auto" w:sz="0" w:space="0"/>
                 <w:lang w:val="en-US" w:eastAsia="zh-CN" w:bidi="ar"/>
               </w:rPr>
               <w:t>需先创建Series、可能产生NaN</w:t>
@@ -2691,7 +2667,6 @@
                 <w:kern w:val="0"/>
                 <w:sz w:val="22"/>
                 <w:szCs w:val="22"/>
-                <w:bdr w:val="none" w:color="auto" w:sz="0" w:space="0"/>
                 <w:lang w:val="en-US" w:eastAsia="zh-CN" w:bidi="ar"/>
               </w:rPr>
               <w:t>中等</w:t>
@@ -2740,7 +2715,6 @@
                 <w:kern w:val="0"/>
                 <w:sz w:val="22"/>
                 <w:szCs w:val="22"/>
-                <w:bdr w:val="none" w:color="auto" w:sz="0" w:space="0"/>
                 <w:lang w:val="en-US" w:eastAsia="zh-CN" w:bidi="ar"/>
               </w:rPr>
               <w:t>时间序列、逐步构建、数据清洗</w:t>
@@ -2782,12 +2756,146 @@
     <w:p>
       <w:pPr>
         <w:numPr>
+          <w:numId w:val="0"/>
+        </w:numPr>
+        <w:ind w:leftChars="0"/>
+        <w:rPr>
+          <w:rFonts w:hint="eastAsia"/>
+          <w:lang w:val="en-US" w:eastAsia="zh-CN"/>
+        </w:rPr>
+      </w:pPr>
+      <w:r>
+        <w:rPr>
+          <w:rFonts w:hint="eastAsia"/>
+          <w:lang w:val="en-US" w:eastAsia="zh-CN"/>
+        </w:rPr>
+        <w:t xml:space="preserve">   import pandas as pd</w:t>
+      </w:r>
+    </w:p>
+    <w:p>
+      <w:pPr>
+        <w:numPr>
+          <w:numId w:val="0"/>
+        </w:numPr>
+        <w:ind w:leftChars="0"/>
+        <w:rPr>
+          <w:rFonts w:hint="eastAsia"/>
+          <w:lang w:val="en-US" w:eastAsia="zh-CN"/>
+        </w:rPr>
+      </w:pPr>
+      <w:r>
+        <w:rPr>
+          <w:rFonts w:hint="eastAsia"/>
+          <w:lang w:val="en-US" w:eastAsia="zh-CN"/>
+        </w:rPr>
+        <w:t>data = {</w:t>
+      </w:r>
+    </w:p>
+    <w:p>
+      <w:pPr>
+        <w:numPr>
+          <w:numId w:val="0"/>
+        </w:numPr>
+        <w:ind w:leftChars="0"/>
+        <w:rPr>
+          <w:rFonts w:hint="eastAsia"/>
+          <w:lang w:val="en-US" w:eastAsia="zh-CN"/>
+        </w:rPr>
+      </w:pPr>
+      <w:r>
+        <w:rPr>
+          <w:rFonts w:hint="eastAsia"/>
+          <w:lang w:val="en-US" w:eastAsia="zh-CN"/>
+        </w:rPr>
+        <w:t xml:space="preserve">    'a':'数据',</w:t>
+      </w:r>
+    </w:p>
+    <w:p>
+      <w:pPr>
+        <w:numPr>
+          <w:numId w:val="0"/>
+        </w:numPr>
+        <w:ind w:leftChars="0"/>
+        <w:rPr>
+          <w:rFonts w:hint="eastAsia"/>
+          <w:lang w:val="en-US" w:eastAsia="zh-CN"/>
+        </w:rPr>
+      </w:pPr>
+      <w:r>
+        <w:rPr>
+          <w:rFonts w:hint="eastAsia"/>
+          <w:lang w:val="en-US" w:eastAsia="zh-CN"/>
+        </w:rPr>
+        <w:t xml:space="preserve">    'b':'100',</w:t>
+      </w:r>
+    </w:p>
+    <w:p>
+      <w:pPr>
+        <w:numPr>
+          <w:numId w:val="0"/>
+        </w:numPr>
+        <w:ind w:leftChars="0"/>
+        <w:rPr>
+          <w:rFonts w:hint="eastAsia"/>
+          <w:lang w:val="en-US" w:eastAsia="zh-CN"/>
+        </w:rPr>
+      </w:pPr>
+      <w:r>
+        <w:rPr>
+          <w:rFonts w:hint="eastAsia"/>
+          <w:lang w:val="en-US" w:eastAsia="zh-CN"/>
+        </w:rPr>
+        <w:t xml:space="preserve">    'c':'cmd'</w:t>
+      </w:r>
+    </w:p>
+    <w:p>
+      <w:pPr>
+        <w:numPr>
+          <w:numId w:val="0"/>
+        </w:numPr>
+        <w:ind w:leftChars="0"/>
+        <w:rPr>
+          <w:rFonts w:hint="eastAsia"/>
+          <w:lang w:val="en-US" w:eastAsia="zh-CN"/>
+        </w:rPr>
+      </w:pPr>
+      <w:r>
+        <w:rPr>
+          <w:rFonts w:hint="eastAsia"/>
+          <w:lang w:val="en-US" w:eastAsia="zh-CN"/>
+        </w:rPr>
+        <w:t>}</w:t>
+      </w:r>
+    </w:p>
+    <w:p>
+      <w:pPr>
+        <w:numPr>
+          <w:numId w:val="0"/>
+        </w:numPr>
+        <w:ind w:leftChars="0"/>
+        <w:rPr>
+          <w:rFonts w:hint="default"/>
+          <w:lang w:val="en-US" w:eastAsia="zh-CN"/>
+        </w:rPr>
+      </w:pPr>
+      <w:r>
+        <w:rPr>
+          <w:rFonts w:hint="default"/>
+          <w:lang w:val="en-US" w:eastAsia="zh-CN"/>
+        </w:rPr>
+        <w:t>df = pd.DataFrame(data)</w:t>
+      </w:r>
+    </w:p>
+    <w:p>
+      <w:pPr>
+        <w:numPr>
           <w:ilvl w:val="0"/>
           <w:numId w:val="2"/>
         </w:numPr>
         <w:ind w:leftChars="0"/>
         <w:rPr>
-          <w:rFonts w:hint="eastAsia"/>
+          <w:rFonts w:hint="default" w:eastAsiaTheme="minorEastAsia"/>
+          <w:lang w:val="en-US" w:eastAsia="zh-CN"/>
         </w:rPr>
       </w:pPr>
       <w:r>
@@ -2804,15 +2912,677 @@
         </w:numPr>
         <w:rPr>
           <w:rFonts w:hint="eastAsia"/>
-        </w:rPr>
-      </w:pPr>
+          <w:lang w:val="en-US" w:eastAsia="zh-CN"/>
+        </w:rPr>
+      </w:pPr>
+      <w:r>
+        <w:rPr>
+          <w:rFonts w:hint="eastAsia"/>
+          <w:lang w:val="en-US" w:eastAsia="zh-CN"/>
+        </w:rPr>
+        <w:t xml:space="preserve">   print(df.loc[0,'a'])</w:t>
+      </w:r>
+    </w:p>
+    <w:p>
+      <w:pPr>
+        <w:numPr>
+          <w:numId w:val="0"/>
+        </w:numPr>
+        <w:ind w:firstLine="420" w:firstLineChars="200"/>
+        <w:rPr>
+          <w:rFonts w:hint="default"/>
+          <w:lang w:val="en-US" w:eastAsia="zh-CN"/>
+        </w:rPr>
+      </w:pPr>
+      <w:r>
+        <w:rPr>
+          <w:rFonts w:hint="default"/>
+          <w:lang w:val="en-US" w:eastAsia="zh-CN"/>
+        </w:rPr>
+        <w:t>print(df.iloc[0,2])</w:t>
+      </w:r>
+    </w:p>
+    <w:p>
+      <w:pPr>
+        <w:numPr>
+          <w:ilvl w:val="0"/>
+          <w:numId w:val="2"/>
+        </w:numPr>
+        <w:ind w:left="0" w:leftChars="0" w:firstLine="0" w:firstLineChars="0"/>
+        <w:rPr>
+          <w:rFonts w:hint="eastAsia"/>
+        </w:rPr>
+      </w:pPr>
+      <w:r>
+        <w:rPr>
+          <w:rFonts w:hint="eastAsia"/>
+        </w:rPr>
+        <w:t>切片访问多行多列</w:t>
+      </w:r>
+    </w:p>
+    <w:p>
+      <w:pPr>
+        <w:numPr>
+          <w:numId w:val="0"/>
+        </w:numPr>
+        <w:ind w:leftChars="0"/>
+        <w:rPr>
+          <w:rFonts w:hint="eastAsia"/>
+          <w:lang w:val="en-US" w:eastAsia="zh-CN"/>
+        </w:rPr>
+      </w:pPr>
+      <w:r>
+        <w:rPr>
+          <w:rFonts w:hint="eastAsia"/>
+          <w:lang w:val="en-US" w:eastAsia="zh-CN"/>
+        </w:rPr>
+        <w:t xml:space="preserve">   print(df.loc[0:2,'a':'b'])</w:t>
+      </w:r>
+    </w:p>
+    <w:p>
+      <w:pPr>
+        <w:numPr>
+          <w:numId w:val="0"/>
+        </w:numPr>
+        <w:ind w:leftChars="0" w:firstLine="420" w:firstLineChars="200"/>
+        <w:rPr>
+          <w:rFonts w:hint="default" w:eastAsiaTheme="minorEastAsia"/>
+          <w:lang w:val="en-US" w:eastAsia="zh-CN"/>
+        </w:rPr>
+      </w:pPr>
+      <w:r>
+        <w:rPr>
+          <w:rFonts w:hint="eastAsia"/>
+          <w:lang w:val="en-US" w:eastAsia="zh-CN"/>
+        </w:rPr>
+        <w:t>print(df.iloc[0:3,0:2])</w:t>
+      </w:r>
+      <w:r>
+        <w:rPr>
+          <w:rFonts w:hint="eastAsia"/>
+          <w:lang w:val="en-US" w:eastAsia="zh-CN"/>
+        </w:rPr>
+        <w:tab/>
+        <w:t/>
+      </w:r>
+      <w:r>
+        <w:rPr>
+          <w:rFonts w:hint="eastAsia"/>
+          <w:lang w:val="en-US" w:eastAsia="zh-CN"/>
+        </w:rPr>
+        <w:tab/>
+      </w:r>
+    </w:p>
+    <w:p>
+      <w:pPr>
+        <w:numPr>
+          <w:ilvl w:val="0"/>
+          <w:numId w:val="0"/>
+        </w:numPr>
+        <w:ind w:leftChars="0"/>
+        <w:rPr>
+          <w:rFonts w:hint="eastAsia"/>
+        </w:rPr>
+      </w:pPr>
+      <w:r>
+        <w:rPr>
+          <w:rFonts w:hint="eastAsia"/>
+        </w:rPr>
+        <w:t>c. 访问特定行或列的所有数据</w:t>
+      </w:r>
+    </w:p>
+    <w:p>
+      <w:pPr>
+        <w:numPr>
+          <w:ilvl w:val="0"/>
+          <w:numId w:val="0"/>
+        </w:numPr>
+        <w:ind w:leftChars="0"/>
+        <w:rPr>
+          <w:rFonts w:hint="eastAsia"/>
+          <w:lang w:val="en-US" w:eastAsia="zh-CN"/>
+        </w:rPr>
+      </w:pPr>
+      <w:r>
+        <w:rPr>
+          <w:rFonts w:hint="eastAsia"/>
+          <w:lang w:val="en-US" w:eastAsia="zh-CN"/>
+        </w:rPr>
+        <w:t>print(df.loc[1])</w:t>
+      </w:r>
+    </w:p>
+    <w:p>
+      <w:pPr>
+        <w:numPr>
+          <w:ilvl w:val="0"/>
+          <w:numId w:val="0"/>
+        </w:numPr>
+        <w:ind w:leftChars="0"/>
+        <w:rPr>
+          <w:rFonts w:hint="eastAsia"/>
+          <w:lang w:val="en-US" w:eastAsia="zh-CN"/>
+        </w:rPr>
+      </w:pPr>
+      <w:r>
+        <w:rPr>
+          <w:rFonts w:hint="eastAsia"/>
+          <w:lang w:val="en-US" w:eastAsia="zh-CN"/>
+        </w:rPr>
+        <w:t>print(df.loc[:,'b'])</w:t>
+      </w:r>
+    </w:p>
+    <w:p>
+      <w:pPr>
+        <w:numPr>
+          <w:ilvl w:val="0"/>
+          <w:numId w:val="0"/>
+        </w:numPr>
+        <w:ind w:leftChars="0"/>
+        <w:rPr>
+          <w:rFonts w:hint="eastAsia"/>
+          <w:lang w:val="en-US" w:eastAsia="zh-CN"/>
+        </w:rPr>
+      </w:pPr>
+      <w:r>
+        <w:rPr>
+          <w:rFonts w:hint="eastAsia"/>
+          <w:lang w:val="en-US" w:eastAsia="zh-CN"/>
+        </w:rPr>
+        <w:t>print(df.iloc[1])</w:t>
+      </w:r>
+    </w:p>
+    <w:p>
+      <w:pPr>
+        <w:numPr>
+          <w:ilvl w:val="0"/>
+          <w:numId w:val="0"/>
+        </w:numPr>
+        <w:ind w:leftChars="0"/>
+        <w:rPr>
+          <w:rFonts w:hint="default" w:eastAsiaTheme="minorEastAsia"/>
+          <w:lang w:val="en-US" w:eastAsia="zh-CN"/>
+        </w:rPr>
+      </w:pPr>
+      <w:r>
+        <w:rPr>
+          <w:rFonts w:hint="eastAsia"/>
+          <w:lang w:val="en-US" w:eastAsia="zh-CN"/>
+        </w:rPr>
+        <w:t>print(df.iloc[:,2])</w:t>
+      </w:r>
+    </w:p>
+    <w:p>
+      <w:pPr>
+        <w:numPr>
+          <w:ilvl w:val="0"/>
+          <w:numId w:val="1"/>
+        </w:numPr>
+        <w:ind w:left="425" w:leftChars="0" w:hanging="425" w:firstLineChars="0"/>
+        <w:rPr>
+          <w:rFonts w:hint="eastAsia"/>
+        </w:rPr>
+      </w:pPr>
+      <w:r>
+        <w:rPr>
+          <w:rFonts w:hint="eastAsia"/>
+        </w:rPr>
+        <w:t>某班级的学生成绩数据如下：</w:t>
+      </w:r>
+    </w:p>
+    <w:p>
+      <w:pPr>
+        <w:numPr>
+          <w:ilvl w:val="0"/>
+          <w:numId w:val="0"/>
+        </w:numPr>
+        <w:ind w:leftChars="0"/>
+        <w:rPr>
+          <w:rFonts w:hint="eastAsia"/>
+        </w:rPr>
+      </w:pPr>
+    </w:p>
+    <w:p>
+      <w:pPr>
+        <w:numPr>
+          <w:ilvl w:val="0"/>
+          <w:numId w:val="0"/>
+        </w:numPr>
+        <w:ind w:leftChars="0"/>
+        <w:rPr>
+          <w:rFonts w:hint="eastAsia"/>
+        </w:rPr>
+      </w:pPr>
+      <w:r>
+        <w:rPr>
+          <w:rFonts w:hint="eastAsia"/>
+        </w:rPr>
+        <w:t>学生姓名：张三、李四、王五、赵六</w:t>
+      </w:r>
+    </w:p>
+    <w:p>
+      <w:pPr>
+        <w:numPr>
+          <w:ilvl w:val="0"/>
+          <w:numId w:val="0"/>
+        </w:numPr>
+        <w:ind w:leftChars="0"/>
+        <w:rPr>
+          <w:rFonts w:hint="eastAsia"/>
+        </w:rPr>
+      </w:pPr>
+      <w:r>
+        <w:rPr>
+          <w:rFonts w:hint="eastAsia"/>
+        </w:rPr>
+        <w:t>语文成绩：85、92、78、88</w:t>
+      </w:r>
+    </w:p>
+    <w:p>
+      <w:pPr>
+        <w:numPr>
+          <w:ilvl w:val="0"/>
+          <w:numId w:val="0"/>
+        </w:numPr>
+        <w:ind w:leftChars="0"/>
+        <w:rPr>
+          <w:rFonts w:hint="eastAsia"/>
+        </w:rPr>
+      </w:pPr>
+      <w:r>
+        <w:rPr>
+          <w:rFonts w:hint="eastAsia"/>
+        </w:rPr>
+        <w:t>数学成绩：90、88、95、82</w:t>
+      </w:r>
+    </w:p>
+    <w:p>
+      <w:pPr>
+        <w:numPr>
+          <w:ilvl w:val="0"/>
+          <w:numId w:val="0"/>
+        </w:numPr>
+        <w:ind w:leftChars="0"/>
+        <w:rPr>
+          <w:rFonts w:hint="eastAsia"/>
+        </w:rPr>
+      </w:pPr>
+      <w:r>
+        <w:rPr>
+          <w:rFonts w:hint="eastAsia"/>
+        </w:rPr>
+        <w:t>英语成绩：78、85、88、90</w:t>
+      </w:r>
+    </w:p>
+    <w:p>
+      <w:pPr>
+        <w:numPr>
+          <w:ilvl w:val="0"/>
+          <w:numId w:val="0"/>
+        </w:numPr>
+        <w:ind w:leftChars="0"/>
+        <w:rPr>
+          <w:rFonts w:hint="eastAsia"/>
+        </w:rPr>
+      </w:pPr>
+      <w:r>
+        <w:rPr>
+          <w:rFonts w:hint="eastAsia"/>
+        </w:rPr>
+        <w:t>请完成以下任务：</w:t>
+      </w:r>
+    </w:p>
+    <w:p>
+      <w:pPr>
+        <w:numPr>
+          <w:ilvl w:val="0"/>
+          <w:numId w:val="0"/>
+        </w:numPr>
+        <w:ind w:leftChars="0"/>
+        <w:rPr>
+          <w:rFonts w:hint="eastAsia"/>
+        </w:rPr>
+      </w:pPr>
+      <w:r>
+        <w:rPr>
+          <w:rFonts w:hint="eastAsia"/>
+        </w:rPr>
+        <w:t>import pandas as pd</w:t>
+      </w:r>
+    </w:p>
+    <w:p>
+      <w:pPr>
+        <w:numPr>
+          <w:ilvl w:val="0"/>
+          <w:numId w:val="0"/>
+        </w:numPr>
+        <w:ind w:leftChars="0"/>
+        <w:rPr>
+          <w:rFonts w:hint="eastAsia"/>
+        </w:rPr>
+      </w:pPr>
+      <w:r>
+        <w:rPr>
+          <w:rFonts w:hint="eastAsia"/>
+        </w:rPr>
+        <w:t>data = {</w:t>
+      </w:r>
+    </w:p>
+    <w:p>
+      <w:pPr>
+        <w:numPr>
+          <w:ilvl w:val="0"/>
+          <w:numId w:val="0"/>
+        </w:numPr>
+        <w:ind w:leftChars="0"/>
+        <w:rPr>
+          <w:rFonts w:hint="eastAsia"/>
+        </w:rPr>
+      </w:pPr>
+      <w:r>
+        <w:rPr>
+          <w:rFonts w:hint="eastAsia"/>
+        </w:rPr>
+        <w:t xml:space="preserve">    '学生姓名':['张三','李四','王五','赵六'],</w:t>
+      </w:r>
+    </w:p>
+    <w:p>
+      <w:pPr>
+        <w:numPr>
+          <w:ilvl w:val="0"/>
+          <w:numId w:val="0"/>
+        </w:numPr>
+        <w:ind w:leftChars="0"/>
+        <w:rPr>
+          <w:rFonts w:hint="eastAsia"/>
+        </w:rPr>
+      </w:pPr>
+      <w:r>
+        <w:rPr>
+          <w:rFonts w:hint="eastAsia"/>
+        </w:rPr>
+        <w:t xml:space="preserve">    '语文成绩':['85','92','78','88'],</w:t>
+      </w:r>
+    </w:p>
+    <w:p>
+      <w:pPr>
+        <w:numPr>
+          <w:ilvl w:val="0"/>
+          <w:numId w:val="0"/>
+        </w:numPr>
+        <w:ind w:leftChars="0"/>
+        <w:rPr>
+          <w:rFonts w:hint="eastAsia"/>
+        </w:rPr>
+      </w:pPr>
+      <w:r>
+        <w:rPr>
+          <w:rFonts w:hint="eastAsia"/>
+        </w:rPr>
+        <w:t xml:space="preserve">    '数学成绩':['90','88','95','82'],</w:t>
+      </w:r>
+    </w:p>
+    <w:p>
+      <w:pPr>
+        <w:numPr>
+          <w:ilvl w:val="0"/>
+          <w:numId w:val="0"/>
+        </w:numPr>
+        <w:ind w:leftChars="0"/>
+        <w:rPr>
+          <w:rFonts w:hint="eastAsia"/>
+        </w:rPr>
+      </w:pPr>
+      <w:r>
+        <w:rPr>
+          <w:rFonts w:hint="eastAsia"/>
+        </w:rPr>
+        <w:t xml:space="preserve">    '英语成绩':['78','85','88','90']</w:t>
+      </w:r>
+    </w:p>
+    <w:p>
+      <w:pPr>
+        <w:numPr>
+          <w:ilvl w:val="0"/>
+          <w:numId w:val="0"/>
+        </w:numPr>
+        <w:ind w:leftChars="0"/>
+        <w:rPr>
+          <w:rFonts w:hint="eastAsia"/>
+        </w:rPr>
+      </w:pPr>
+      <w:r>
+        <w:rPr>
+          <w:rFonts w:hint="eastAsia"/>
+        </w:rPr>
+        <w:t>}</w:t>
+      </w:r>
+    </w:p>
+    <w:p>
+      <w:pPr>
+        <w:numPr>
+          <w:ilvl w:val="0"/>
+          <w:numId w:val="3"/>
+        </w:numPr>
+        <w:ind w:leftChars="0"/>
+        <w:rPr>
+          <w:rFonts w:hint="eastAsia"/>
+        </w:rPr>
+      </w:pPr>
+      <w:r>
+        <w:rPr>
+          <w:rFonts w:hint="eastAsia"/>
+        </w:rPr>
+        <w:t>创建包含这些数据的DataFrame，并为行设置自定义索引。</w:t>
+      </w:r>
+    </w:p>
+    <w:p>
+      <w:pPr>
+        <w:numPr>
+          <w:ilvl w:val="0"/>
+          <w:numId w:val="0"/>
+        </w:numPr>
+        <w:ind w:leftChars="0"/>
+        <w:rPr>
+          <w:rFonts w:hint="eastAsia"/>
+        </w:rPr>
+      </w:pPr>
+      <w:r>
+        <w:rPr>
+          <w:rFonts w:hint="eastAsia"/>
+        </w:rPr>
+        <w:t>df = pd.DataFrame(data,index=['a','b','c','d'])</w:t>
+      </w:r>
+    </w:p>
+    <w:p>
+      <w:pPr>
+        <w:numPr>
+          <w:ilvl w:val="0"/>
+          <w:numId w:val="0"/>
+        </w:numPr>
+        <w:ind w:leftChars="0"/>
+        <w:rPr>
+          <w:rFonts w:hint="eastAsia"/>
+        </w:rPr>
+      </w:pPr>
+    </w:p>
+    <w:p>
+      <w:pPr>
+        <w:numPr>
+          <w:ilvl w:val="0"/>
+          <w:numId w:val="3"/>
+        </w:numPr>
+        <w:ind w:left="0" w:leftChars="0" w:firstLine="0" w:firstLineChars="0"/>
+        <w:rPr>
+          <w:rFonts w:hint="eastAsia"/>
+        </w:rPr>
+      </w:pPr>
+      <w:r>
+        <w:rPr>
+          <w:rFonts w:hint="eastAsia"/>
+        </w:rPr>
+        <w:t>创建完成后，使用适当的属性查看DataFrame的行索引、列名、数据形状以及每列的数据类型。</w:t>
+      </w:r>
+    </w:p>
+    <w:p>
+      <w:pPr>
+        <w:numPr>
+          <w:numId w:val="0"/>
+        </w:numPr>
+        <w:ind w:leftChars="0"/>
+        <w:rPr>
+          <w:rFonts w:hint="eastAsia"/>
+        </w:rPr>
+      </w:pPr>
+      <w:r>
+        <w:rPr>
+          <w:rFonts w:hint="eastAsia"/>
+        </w:rPr>
+        <w:t>print(df.index)</w:t>
+      </w:r>
+    </w:p>
+    <w:p>
+      <w:pPr>
+        <w:numPr>
+          <w:numId w:val="0"/>
+        </w:numPr>
+        <w:ind w:leftChars="0"/>
+        <w:rPr>
+          <w:rFonts w:hint="eastAsia"/>
+        </w:rPr>
+      </w:pPr>
+      <w:r>
+        <w:rPr>
+          <w:rFonts w:hint="eastAsia"/>
+        </w:rPr>
+        <w:t>print(df.columns)</w:t>
+      </w:r>
+    </w:p>
+    <w:p>
+      <w:pPr>
+        <w:numPr>
+          <w:numId w:val="0"/>
+        </w:numPr>
+        <w:ind w:leftChars="0"/>
+        <w:rPr>
+          <w:rFonts w:hint="eastAsia"/>
+        </w:rPr>
+      </w:pPr>
+      <w:r>
+        <w:rPr>
+          <w:rFonts w:hint="eastAsia"/>
+        </w:rPr>
+        <w:t>print(df.shape)</w:t>
+      </w:r>
+    </w:p>
+    <w:p>
+      <w:pPr>
+        <w:numPr>
+          <w:numId w:val="0"/>
+        </w:numPr>
+        <w:ind w:leftChars="0"/>
+        <w:rPr>
+          <w:rFonts w:hint="eastAsia"/>
+        </w:rPr>
+      </w:pPr>
+      <w:r>
+        <w:rPr>
+          <w:rFonts w:hint="eastAsia"/>
+        </w:rPr>
+        <w:t>print(df.dtypes)</w:t>
+      </w:r>
+    </w:p>
+    <w:p>
+      <w:pPr>
+        <w:numPr>
+          <w:ilvl w:val="0"/>
+          <w:numId w:val="3"/>
+        </w:numPr>
+        <w:ind w:left="0" w:leftChars="0" w:firstLine="0" w:firstLineChars="0"/>
+        <w:rPr>
+          <w:rFonts w:hint="eastAsia"/>
+        </w:rPr>
+      </w:pPr>
+      <w:r>
+        <w:rPr>
+          <w:rFonts w:hint="eastAsia"/>
+        </w:rPr>
+        <w:t>使用head和tail方法查看前2行和后3行的数据。</w:t>
+      </w:r>
+    </w:p>
+    <w:p>
+      <w:pPr>
+        <w:numPr>
+          <w:numId w:val="0"/>
+        </w:numPr>
+        <w:ind w:leftChars="0"/>
+        <w:rPr>
+          <w:rFonts w:hint="eastAsia"/>
+        </w:rPr>
+      </w:pPr>
+      <w:r>
+        <w:rPr>
+          <w:rFonts w:hint="eastAsia"/>
+        </w:rPr>
+        <w:t>print(df.head(2))</w:t>
+      </w:r>
+    </w:p>
+    <w:p>
+      <w:pPr>
+        <w:numPr>
+          <w:numId w:val="0"/>
+        </w:numPr>
+        <w:ind w:leftChars="0"/>
+        <w:rPr>
+          <w:rFonts w:hint="eastAsia"/>
+        </w:rPr>
+      </w:pPr>
+      <w:r>
+        <w:rPr>
+          <w:rFonts w:hint="eastAsia"/>
+        </w:rPr>
+        <w:t>print(df.tail(3))</w:t>
+      </w:r>
+    </w:p>
+    <w:p>
+      <w:pPr>
+        <w:numPr>
+          <w:ilvl w:val="0"/>
+          <w:numId w:val="3"/>
+        </w:numPr>
+        <w:ind w:left="0" w:leftChars="0" w:firstLine="0" w:firstLineChars="0"/>
+        <w:rPr>
+          <w:rFonts w:hint="eastAsia"/>
+        </w:rPr>
+      </w:pPr>
+      <w:r>
+        <w:rPr>
+          <w:rFonts w:hint="eastAsia"/>
+        </w:rPr>
+        <w:t>使用loc和iloc两种方法分别获取"王五"的数学成绩。</w:t>
+      </w:r>
+    </w:p>
+    <w:p>
+      <w:pPr>
+        <w:numPr>
+          <w:numId w:val="0"/>
+        </w:numPr>
+        <w:ind w:leftChars="0"/>
+        <w:rPr>
+          <w:rFonts w:hint="eastAsia"/>
+        </w:rPr>
+      </w:pPr>
+      <w:r>
+        <w:rPr>
+          <w:rFonts w:hint="eastAsia"/>
+        </w:rPr>
+        <w:t>print(df.loc['c','数学成绩'])</w:t>
+      </w:r>
       <w:bookmarkStart w:id="0" w:name="_GoBack"/>
       <w:bookmarkEnd w:id="0"/>
     </w:p>
     <w:p>
       <w:pPr>
         <w:numPr>
-          <w:ilvl w:val="0"/>
           <w:numId w:val="0"/>
         </w:numPr>
         <w:ind w:leftChars="0"/>
@@ -2824,226 +3594,7 @@
         <w:rPr>
           <w:rFonts w:hint="eastAsia"/>
         </w:rPr>
-        <w:t>b. 切片访问多行多列</w:t>
-      </w:r>
-    </w:p>
-    <w:p>
-      <w:pPr>
-        <w:numPr>
-          <w:ilvl w:val="0"/>
-          <w:numId w:val="0"/>
-        </w:numPr>
-        <w:ind w:leftChars="0"/>
-        <w:rPr>
-          <w:rFonts w:hint="eastAsia"/>
-        </w:rPr>
-      </w:pPr>
-      <w:r>
-        <w:rPr>
-          <w:rFonts w:hint="eastAsia"/>
-        </w:rPr>
-        <w:t>c. 访问特定行或列的所有数据</w:t>
-      </w:r>
-    </w:p>
-    <w:p>
-      <w:pPr>
-        <w:numPr>
-          <w:ilvl w:val="0"/>
-          <w:numId w:val="0"/>
-        </w:numPr>
-        <w:ind w:leftChars="0"/>
-        <w:rPr>
-          <w:rFonts w:hint="eastAsia"/>
-        </w:rPr>
-      </w:pPr>
-    </w:p>
-    <w:p>
-      <w:pPr>
-        <w:numPr>
-          <w:ilvl w:val="0"/>
-          <w:numId w:val="1"/>
-        </w:numPr>
-        <w:ind w:left="425" w:leftChars="0" w:hanging="425" w:firstLineChars="0"/>
-        <w:rPr>
-          <w:rFonts w:hint="eastAsia"/>
-        </w:rPr>
-      </w:pPr>
-      <w:r>
-        <w:rPr>
-          <w:rFonts w:hint="eastAsia"/>
-        </w:rPr>
-        <w:t>某班级的学生成绩数据如下：</w:t>
-      </w:r>
-    </w:p>
-    <w:p>
-      <w:pPr>
-        <w:numPr>
-          <w:ilvl w:val="0"/>
-          <w:numId w:val="0"/>
-        </w:numPr>
-        <w:ind w:leftChars="0"/>
-        <w:rPr>
-          <w:rFonts w:hint="eastAsia"/>
-        </w:rPr>
-      </w:pPr>
-    </w:p>
-    <w:p>
-      <w:pPr>
-        <w:numPr>
-          <w:ilvl w:val="0"/>
-          <w:numId w:val="0"/>
-        </w:numPr>
-        <w:ind w:leftChars="0"/>
-        <w:rPr>
-          <w:rFonts w:hint="eastAsia"/>
-        </w:rPr>
-      </w:pPr>
-      <w:r>
-        <w:rPr>
-          <w:rFonts w:hint="eastAsia"/>
-        </w:rPr>
-        <w:t>学生姓名：张三、李四、王五、赵六</w:t>
-      </w:r>
-    </w:p>
-    <w:p>
-      <w:pPr>
-        <w:numPr>
-          <w:ilvl w:val="0"/>
-          <w:numId w:val="0"/>
-        </w:numPr>
-        <w:ind w:leftChars="0"/>
-        <w:rPr>
-          <w:rFonts w:hint="eastAsia"/>
-        </w:rPr>
-      </w:pPr>
-      <w:r>
-        <w:rPr>
-          <w:rFonts w:hint="eastAsia"/>
-        </w:rPr>
-        <w:t>语文成绩：85、92、78、88</w:t>
-      </w:r>
-    </w:p>
-    <w:p>
-      <w:pPr>
-        <w:numPr>
-          <w:ilvl w:val="0"/>
-          <w:numId w:val="0"/>
-        </w:numPr>
-        <w:ind w:leftChars="0"/>
-        <w:rPr>
-          <w:rFonts w:hint="eastAsia"/>
-        </w:rPr>
-      </w:pPr>
-      <w:r>
-        <w:rPr>
-          <w:rFonts w:hint="eastAsia"/>
-        </w:rPr>
-        <w:t>数学成绩：90、88、95、82</w:t>
-      </w:r>
-    </w:p>
-    <w:p>
-      <w:pPr>
-        <w:numPr>
-          <w:ilvl w:val="0"/>
-          <w:numId w:val="0"/>
-        </w:numPr>
-        <w:ind w:leftChars="0"/>
-        <w:rPr>
-          <w:rFonts w:hint="eastAsia"/>
-        </w:rPr>
-      </w:pPr>
-      <w:r>
-        <w:rPr>
-          <w:rFonts w:hint="eastAsia"/>
-        </w:rPr>
-        <w:t>英语成绩：78、85、88、90</w:t>
-      </w:r>
-    </w:p>
-    <w:p>
-      <w:pPr>
-        <w:numPr>
-          <w:ilvl w:val="0"/>
-          <w:numId w:val="0"/>
-        </w:numPr>
-        <w:ind w:leftChars="0"/>
-        <w:rPr>
-          <w:rFonts w:hint="eastAsia"/>
-        </w:rPr>
-      </w:pPr>
-      <w:r>
-        <w:rPr>
-          <w:rFonts w:hint="eastAsia"/>
-        </w:rPr>
-        <w:t>请完成以下任务：</w:t>
-      </w:r>
-    </w:p>
-    <w:p>
-      <w:pPr>
-        <w:numPr>
-          <w:ilvl w:val="0"/>
-          <w:numId w:val="0"/>
-        </w:numPr>
-        <w:ind w:leftChars="0"/>
-        <w:rPr>
-          <w:rFonts w:hint="eastAsia"/>
-        </w:rPr>
-      </w:pPr>
-      <w:r>
-        <w:rPr>
-          <w:rFonts w:hint="eastAsia"/>
-        </w:rPr>
-        <w:t>a. 创建包含这些数据的DataFrame，并为行设置自定义索引。</w:t>
-      </w:r>
-    </w:p>
-    <w:p>
-      <w:pPr>
-        <w:numPr>
-          <w:ilvl w:val="0"/>
-          <w:numId w:val="0"/>
-        </w:numPr>
-        <w:ind w:leftChars="0"/>
-        <w:rPr>
-          <w:rFonts w:hint="eastAsia"/>
-        </w:rPr>
-      </w:pPr>
-      <w:r>
-        <w:rPr>
-          <w:rFonts w:hint="eastAsia"/>
-        </w:rPr>
-        <w:t>b. 创建完成后，使用适当的属性查看DataFrame的行索引、列名、数据形状以及每列的数据类型。</w:t>
-      </w:r>
-    </w:p>
-    <w:p>
-      <w:pPr>
-        <w:numPr>
-          <w:ilvl w:val="0"/>
-          <w:numId w:val="0"/>
-        </w:numPr>
-        <w:ind w:leftChars="0"/>
-        <w:rPr>
-          <w:rFonts w:hint="eastAsia"/>
-        </w:rPr>
-      </w:pPr>
-      <w:r>
-        <w:rPr>
-          <w:rFonts w:hint="eastAsia"/>
-        </w:rPr>
-        <w:t>c. 使用head和tail方法查看前2行和后3行的数据。</w:t>
-      </w:r>
-    </w:p>
-    <w:p>
-      <w:pPr>
-        <w:numPr>
-          <w:ilvl w:val="0"/>
-          <w:numId w:val="0"/>
-        </w:numPr>
-        <w:ind w:leftChars="0"/>
-      </w:pPr>
-      <w:r>
-        <w:rPr>
-          <w:rFonts w:hint="eastAsia"/>
-        </w:rPr>
-        <w:t>d. 使用loc和iloc两种方法分别获取"王五"的数学成绩。</w:t>
+        <w:t>print(df.iloc[2,2])</w:t>
       </w:r>
     </w:p>
     <w:sectPr>
@@ -3059,6 +3610,18 @@
 <file path=word/numbering.xml><?xml version="1.0" encoding="utf-8"?>
 <w:numbering xmlns:wpc="http://schemas.microsoft.com/office/word/2010/wordprocessingCanvas" xmlns:mc="http://schemas.openxmlformats.org/markup-compatibility/2006" xmlns:o="urn:schemas-microsoft-com:office:office" xmlns:r="http://schemas.openxmlformats.org/officeDocument/2006/relationships" xmlns:m="http://schemas.openxmlformats.org/officeDocument/2006/math" xmlns:v="urn:schemas-microsoft-com:vml" xmlns:wp14="http://schemas.microsoft.com/office/word/2010/wordprocessingDrawing" xmlns:wp="http://schemas.openxmlformats.org/drawingml/2006/wordprocessingDrawing" xmlns:w10="urn:schemas-microsoft-com:office:word" xmlns:w="http://schemas.openxmlformats.org/wordprocessingml/2006/main" xmlns:w14="http://schemas.microsoft.com/office/word/2010/wordml" xmlns:wpg="http://schemas.microsoft.com/office/word/2010/wordprocessingGroup" xmlns:wpi="http://schemas.microsoft.com/office/word/2010/wordprocessingInk" xmlns:wne="http://schemas.microsoft.com/office/word/2006/wordml" xmlns:wps="http://schemas.microsoft.com/office/word/2010/wordprocessingShape" xmlns:wpsCustomData="http://www.wps.cn/officeDocument/2013/wpsCustomData" mc:Ignorable="w14 wp14">
   <w:abstractNum w:abstractNumId="0">
+    <w:nsid w:val="870E6AD2"/>
+    <w:multiLevelType w:val="singleLevel"/>
+    <w:tmpl w:val="870E6AD2"/>
+    <w:lvl w:ilvl="0" w:tentative="0">
+      <w:start w:val="1"/>
+      <w:numFmt w:val="lowerLetter"/>
+      <w:suff w:val="space"/>
+      <w:lvlText w:val="%1."/>
+      <w:lvlJc w:val="left"/>
+    </w:lvl>
+  </w:abstractNum>
+  <w:abstractNum w:abstractNumId="1">
     <w:nsid w:val="AFC143FB"/>
     <w:multiLevelType w:val="singleLevel"/>
     <w:tmpl w:val="AFC143FB"/>
@@ -3070,7 +3633,7 @@
       <w:lvlJc w:val="left"/>
     </w:lvl>
   </w:abstractNum>
-  <w:abstractNum w:abstractNumId="1">
+  <w:abstractNum w:abstractNumId="2">
     <w:nsid w:val="1B821899"/>
     <w:multiLevelType w:val="singleLevel"/>
     <w:tmpl w:val="1B821899"/>
@@ -3088,9 +3651,12 @@
     </w:lvl>
   </w:abstractNum>
   <w:num w:numId="1">
+    <w:abstractNumId w:val="2"/>
+  </w:num>
+  <w:num w:numId="2">
     <w:abstractNumId w:val="1"/>
   </w:num>
-  <w:num w:numId="2">
+  <w:num w:numId="3">
     <w:abstractNumId w:val="0"/>
   </w:num>
 </w:numbering>
